--- a/public/fun/forms/이력서_보육·유아교사_3_타임라인형.docx
+++ b/public/fun/forms/이력서_보육·유아교사_3_타임라인형.docx
@@ -1335,13 +1335,329 @@
       </w:tr>
     </w:tbl>
     <w:p>
+      <w:r>
+        <w:br w:type="page"/>
+      </w:r>
+    </w:p>
+    <w:p>
       <w:pPr>
-        <w:spacing w:lineRule="exact" w:line="15"/>
+        <w:keepNext w:val="0"/>
+        <w:pBdr>
+          <w:bottom w:val="single" w:sz="12" w:space="4" w:color="426380"/>
+        </w:pBdr>
+        <w:spacing w:before="0" w:after="40"/>
+        <w:jc w:val="left"/>
       </w:pPr>
       <w:r>
         <w:rPr>
-          <w:sz w:val="2"/>
+          <w:rFonts w:ascii="맑은 고딕" w:hAnsi="맑은 고딕" w:eastAsia="맑은 고딕" w:cs="맑은 고딕"/>
+          <w:b/>
+          <w:color w:val="233A4D"/>
+          <w:spacing w:val="60"/>
+          <w:sz w:val="36"/>
         </w:rPr>
+        <w:t>작성 가이드</w:t>
+      </w:r>
+      <w:r>
+        <w:rPr>
+          <w:color w:val="8A929C"/>
+          <w:sz w:val="18"/>
+        </w:rPr>
+        <w:t xml:space="preserve">   제출 전에 이 장은 지우세요</w:t>
+      </w:r>
+    </w:p>
+    <w:p>
+      <w:pPr>
+        <w:keepNext w:val="0"/>
+        <w:spacing w:before="80" w:after="120"/>
+        <w:jc w:val="left"/>
+      </w:pPr>
+      <w:r>
+        <w:rPr>
+          <w:b/>
+          <w:color w:val="426380"/>
+          <w:sz w:val="19"/>
+        </w:rPr>
+        <w:t>보육·유아교사 이력서</w:t>
+      </w:r>
+    </w:p>
+    <w:p>
+      <w:pPr>
+        <w:keepNext w:val="0"/>
+        <w:spacing w:before="0" w:after="60"/>
+        <w:jc w:val="left"/>
+      </w:pPr>
+      <w:r>
+        <w:rPr>
+          <w:b/>
+          <w:color w:val="426380"/>
+          <w:sz w:val="19"/>
+        </w:rPr>
+        <w:t xml:space="preserve">1.  </w:t>
+      </w:r>
+      <w:r>
+        <w:rPr>
+          <w:sz w:val="19"/>
+        </w:rPr>
+        <w:t>순서: 인적사항 → 학력 → 경력 → 자격 → 어학. 학력·경력은 가장 최근 것부터 적습니다. (고용24)</w:t>
+      </w:r>
+    </w:p>
+    <w:p>
+      <w:pPr>
+        <w:keepNext w:val="0"/>
+        <w:spacing w:before="0" w:after="60"/>
+        <w:jc w:val="left"/>
+      </w:pPr>
+      <w:r>
+        <w:rPr>
+          <w:b/>
+          <w:color w:val="426380"/>
+          <w:sz w:val="19"/>
+        </w:rPr>
+        <w:t xml:space="preserve">2.  </w:t>
+      </w:r>
+      <w:r>
+        <w:rPr>
+          <w:sz w:val="19"/>
+        </w:rPr>
+        <w:t>경력은 '무슨 일을 했다'보다 '얼마나 바꿨다'를 숫자로 적습니다. 예) 처리 시간 40분 → 25분.</w:t>
+      </w:r>
+    </w:p>
+    <w:p>
+      <w:pPr>
+        <w:keepNext w:val="0"/>
+        <w:spacing w:before="0" w:after="60"/>
+        <w:jc w:val="left"/>
+      </w:pPr>
+      <w:r>
+        <w:rPr>
+          <w:b/>
+          <w:color w:val="426380"/>
+          <w:sz w:val="19"/>
+        </w:rPr>
+        <w:t xml:space="preserve">3.  </w:t>
+      </w:r>
+      <w:r>
+        <w:rPr>
+          <w:sz w:val="19"/>
+        </w:rPr>
+        <w:t>사실이 아닌 내용·부풀린 표현은 쓰지 않습니다. 확인 절차에서 불리해질 수 있습니다.</w:t>
+      </w:r>
+    </w:p>
+    <w:p>
+      <w:pPr>
+        <w:keepNext w:val="0"/>
+        <w:spacing w:before="0" w:after="60"/>
+        <w:jc w:val="left"/>
+      </w:pPr>
+      <w:r>
+        <w:rPr>
+          <w:b/>
+          <w:color w:val="426380"/>
+          <w:sz w:val="19"/>
+        </w:rPr>
+        <w:t xml:space="preserve">4.  </w:t>
+      </w:r>
+      <w:r>
+        <w:rPr>
+          <w:sz w:val="19"/>
+        </w:rPr>
+        <w:t>신입은 경력 대신 활동 기간·장소·내용·맡은 일·결과를 한 줄씩 적습니다. (NCS 경험사항)</w:t>
+      </w:r>
+    </w:p>
+    <w:p>
+      <w:pPr>
+        <w:keepNext w:val="0"/>
+        <w:spacing w:before="0" w:after="60"/>
+        <w:jc w:val="left"/>
+      </w:pPr>
+      <w:r>
+        <w:rPr>
+          <w:b/>
+          <w:color w:val="426380"/>
+          <w:sz w:val="19"/>
+        </w:rPr>
+        <w:t xml:space="preserve">5.  </w:t>
+      </w:r>
+      <w:r>
+        <w:rPr>
+          <w:sz w:val="19"/>
+        </w:rPr>
+        <w:t>주민등록번호·가족관계 등 직무와 무관한 정보는 적지 않아도 됩니다. 파일 이름은 '이름_직무'가 좋아요.</w:t>
+      </w:r>
+    </w:p>
+    <w:tbl>
+      <w:tblPr>
+        <w:tblW w:w="10350" w:type="dxa"/>
+        <w:jc w:val="left"/>
+        <w:tblLayout w:type="fixed"/>
+        <w:tblCellMar>
+          <w:top w:w="90" w:type="dxa"/>
+          <w:left w:w="150" w:type="dxa"/>
+          <w:bottom w:w="90" w:type="dxa"/>
+          <w:right w:w="150" w:type="dxa"/>
+        </w:tblCellMar>
+        <w:tblLook w:firstColumn="1" w:firstRow="1" w:lastColumn="0" w:lastRow="0" w:noHBand="0" w:noVBand="1" w:val="04A0"/>
+      </w:tblPr>
+      <w:tblGrid>
+        <w:gridCol w:w="10350"/>
+      </w:tblGrid>
+      <w:tr>
+        <w:tc>
+          <w:tcPr>
+            <w:tcW w:type="dxa" w:w="10350"/>
+            <w:shd w:val="clear" w:color="auto" w:fill="F1F4F6"/>
+          </w:tcPr>
+          <w:p>
+            <w:pPr>
+              <w:spacing w:before="0" w:after="0"/>
+              <w:jc w:val="left"/>
+            </w:pPr>
+            <w:r>
+              <w:rPr>
+                <w:b/>
+                <w:color w:val="233A4D"/>
+                <w:sz w:val="19"/>
+              </w:rPr>
+              <w:t>보육·유아교사는 이렇게</w:t>
+            </w:r>
+          </w:p>
+          <w:p>
+            <w:pPr>
+              <w:spacing w:before="40" w:after="0"/>
+              <w:jc w:val="left"/>
+            </w:pPr>
+            <w:r>
+              <w:rPr>
+                <w:color w:val="233A4D"/>
+                <w:sz w:val="19"/>
+              </w:rPr>
+              <w:t>자격(보육교사 급수)과 담당 연령반·원아 수, 진행한 활동과 부모 소통 사례를 적습니다. 아이 이름은 쓰지 않습니다.</w:t>
+            </w:r>
+          </w:p>
+        </w:tc>
+      </w:tr>
+    </w:tbl>
+    <w:p>
+      <w:pPr>
+        <w:spacing w:lineRule="exact" w:line="120" w:before="0" w:after="0"/>
+      </w:pPr>
+    </w:p>
+    <w:p>
+      <w:pPr>
+        <w:keepNext w:val="0"/>
+        <w:spacing w:before="0" w:after="60"/>
+        <w:jc w:val="left"/>
+      </w:pPr>
+      <w:r>
+        <w:rPr>
+          <w:b/>
+          <w:color w:val="233A4D"/>
+          <w:sz w:val="20"/>
+        </w:rPr>
+        <w:t>경력·성과 이렇게 적어요 (예시 — 가상의 내용입니다)</w:t>
+      </w:r>
+    </w:p>
+    <w:tbl>
+      <w:tblPr>
+        <w:tblW w:w="10350" w:type="dxa"/>
+        <w:jc w:val="left"/>
+        <w:tblBorders>
+          <w:top w:val="single" w:sz="4" w:space="0" w:color="C3CDD5"/>
+          <w:left w:val="single" w:sz="4" w:space="0" w:color="C3CDD5"/>
+          <w:bottom w:val="single" w:sz="4" w:space="0" w:color="C3CDD5"/>
+          <w:right w:val="single" w:sz="4" w:space="0" w:color="C3CDD5"/>
+          <w:insideH w:val="single" w:sz="4" w:space="0" w:color="C3CDD5"/>
+          <w:insideV w:val="single" w:sz="4" w:space="0" w:color="C3CDD5"/>
+        </w:tblBorders>
+        <w:tblLayout w:type="fixed"/>
+        <w:tblCellMar>
+          <w:top w:w="90" w:type="dxa"/>
+          <w:left w:w="150" w:type="dxa"/>
+          <w:bottom w:w="90" w:type="dxa"/>
+          <w:right w:w="150" w:type="dxa"/>
+        </w:tblCellMar>
+        <w:tblLook w:firstColumn="1" w:firstRow="1" w:lastColumn="0" w:lastRow="0" w:noHBand="0" w:noVBand="1" w:val="04A0"/>
+      </w:tblPr>
+      <w:tblGrid>
+        <w:gridCol w:w="10350"/>
+      </w:tblGrid>
+      <w:tr>
+        <w:tc>
+          <w:tcPr>
+            <w:tcW w:type="dxa" w:w="10350"/>
+          </w:tcPr>
+          <w:p>
+            <w:pPr>
+              <w:spacing w:before="0" w:after="0"/>
+              <w:jc w:val="left"/>
+            </w:pPr>
+            <w:r>
+              <w:rPr>
+                <w:color w:val="426380"/>
+                <w:sz w:val="19"/>
+              </w:rPr>
+              <w:t>2022.03~현재 · ○○어린이집 만 3세 반(원아 15명) · 월간 숲놀이 활동, 부모 면담 연 2회</w:t>
+            </w:r>
+          </w:p>
+        </w:tc>
+      </w:tr>
+    </w:tbl>
+    <w:p>
+      <w:pPr>
+        <w:keepNext w:val="0"/>
+        <w:spacing w:before="200" w:after="60"/>
+        <w:jc w:val="left"/>
+      </w:pPr>
+      <w:r>
+        <w:rPr>
+          <w:b/>
+          <w:color w:val="233A4D"/>
+          <w:sz w:val="20"/>
+        </w:rPr>
+        <w:t>쓰기 전 체크</w:t>
+      </w:r>
+    </w:p>
+    <w:p>
+      <w:pPr>
+        <w:keepNext w:val="0"/>
+        <w:spacing w:before="0" w:after="40"/>
+        <w:jc w:val="left"/>
+      </w:pPr>
+      <w:r>
+        <w:rPr>
+          <w:color w:val="8A929C"/>
+          <w:sz w:val="18"/>
+        </w:rPr>
+        <w:t>□ 최근 것이 위에 있나요?   □ 숫자(건수·%·금액·기간)가 들어 있나요?   □ 내가 한 일과 팀이 한 일이 구분되나요?</w:t>
+      </w:r>
+    </w:p>
+    <w:p>
+      <w:pPr>
+        <w:keepNext w:val="0"/>
+        <w:spacing w:before="0" w:after="40"/>
+        <w:jc w:val="left"/>
+      </w:pPr>
+      <w:r>
+        <w:rPr>
+          <w:color w:val="8A929C"/>
+          <w:sz w:val="18"/>
+        </w:rPr>
+        <w:t>□ 오탈자·날짜 오류가 없나요?   □ 파일 이름은 '이름_직무'인가요?   □ 직무와 무관한 개인정보는 뺐나요?</w:t>
+      </w:r>
+    </w:p>
+    <w:p>
+      <w:pPr>
+        <w:keepNext w:val="0"/>
+        <w:spacing w:before="280" w:after="0"/>
+        <w:jc w:val="left"/>
+      </w:pPr>
+      <w:r>
+        <w:rPr>
+          <w:color w:val="A9B0B8"/>
+          <w:sz w:val="16"/>
+        </w:rPr>
+        <w:t>참고: 고용24 이력서·자기소개서 작성 가이드, NCS 입사지원서 구성, STAR 기법 해설, JSON Resume 스키마 (공개 자료를 바탕으로 풀어 쓴 안내입니다)</w:t>
       </w:r>
     </w:p>
     <w:sectPr>

--- a/public/fun/forms/이력서_보육·유아교사_3_타임라인형.docx
+++ b/public/fun/forms/이력서_보육·유아교사_3_타임라인형.docx
@@ -633,6 +633,318 @@
           <w:spacing w:val="30"/>
           <w:sz w:val="21"/>
         </w:rPr>
+        <w:t>학력 · 안전 교육</w:t>
+      </w:r>
+    </w:p>
+    <w:p>
+      <w:pPr>
+        <w:keepNext w:val="0"/>
+        <w:pBdr>
+          <w:bottom w:val="single" w:sz="4" w:space="1" w:color="C3CDD5"/>
+        </w:pBdr>
+        <w:spacing w:before="0" w:after="40" w:lineRule="exact" w:line="30"/>
+        <w:jc w:val="left"/>
+      </w:pPr>
+    </w:p>
+    <w:tbl>
+      <w:tblPr>
+        <w:tblW w:w="9990" w:type="dxa"/>
+        <w:jc w:val="left"/>
+        <w:tblLayout w:type="fixed"/>
+        <w:tblCellMar>
+          <w:top w:w="38" w:type="dxa"/>
+          <w:left w:w="16" w:type="dxa"/>
+          <w:bottom w:w="38" w:type="dxa"/>
+          <w:right w:w="16" w:type="dxa"/>
+        </w:tblCellMar>
+        <w:tblLook w:firstColumn="1" w:firstRow="1" w:lastColumn="0" w:lastRow="0" w:noHBand="0" w:noVBand="1" w:val="04A0"/>
+      </w:tblPr>
+      <w:tblGrid>
+        <w:gridCol w:w="1770"/>
+        <w:gridCol w:w="8220"/>
+      </w:tblGrid>
+      <w:tr>
+        <w:trPr>
+          <w:trHeight w:val="780" w:hRule="atLeast"/>
+          <w:cantSplit/>
+        </w:trPr>
+        <w:tc>
+          <w:tcPr>
+            <w:tcW w:type="dxa" w:w="1770"/>
+            <w:tcBorders>
+              <w:top w:val="nil"/>
+              <w:left w:val="nil"/>
+              <w:bottom w:val="nil"/>
+              <w:right w:val="single" w:sz="8" w:space="0" w:color="426380"/>
+            </w:tcBorders>
+          </w:tcPr>
+          <w:p>
+            <w:pPr>
+              <w:spacing w:before="0" w:after="0"/>
+              <w:jc w:val="right"/>
+            </w:pPr>
+            <w:r>
+              <w:rPr>
+                <w:color w:val="A9B0B8"/>
+                <w:sz w:val="18"/>
+              </w:rPr>
+              <w:t>기 간</w:t>
+            </w:r>
+          </w:p>
+        </w:tc>
+        <w:tc>
+          <w:tcPr>
+            <w:tcW w:type="dxa" w:w="8220"/>
+            <w:tcBorders>
+              <w:top w:val="nil"/>
+              <w:left w:val="nil"/>
+              <w:bottom w:val="single" w:sz="4" w:space="0" w:color="C3CDD5"/>
+              <w:right w:val="nil"/>
+            </w:tcBorders>
+          </w:tcPr>
+          <w:p>
+            <w:pPr>
+              <w:spacing w:before="0" w:after="0"/>
+              <w:ind w:left="160"/>
+              <w:jc w:val="left"/>
+            </w:pPr>
+            <w:r>
+              <w:rPr>
+                <w:b/>
+                <w:color w:val="233A4D"/>
+                <w:sz w:val="21"/>
+              </w:rPr>
+              <w:t>학교 / 기관</w:t>
+            </w:r>
+          </w:p>
+          <w:p>
+            <w:pPr>
+              <w:spacing w:before="0" w:after="0"/>
+              <w:ind w:left="160"/>
+              <w:jc w:val="left"/>
+            </w:pPr>
+            <w:r>
+              <w:rPr>
+                <w:color w:val="A9B0B8"/>
+                <w:sz w:val="18"/>
+              </w:rPr>
+              <w:t>내 용</w:t>
+            </w:r>
+          </w:p>
+          <w:p>
+            <w:pPr>
+              <w:spacing w:before="0" w:after="0" w:lineRule="exact" w:line="300"/>
+              <w:ind w:left="160"/>
+              <w:jc w:val="left"/>
+            </w:pPr>
+          </w:p>
+        </w:tc>
+      </w:tr>
+    </w:tbl>
+    <w:tbl>
+      <w:tblPr>
+        <w:tblW w:w="9990" w:type="dxa"/>
+        <w:jc w:val="left"/>
+        <w:tblLayout w:type="fixed"/>
+        <w:tblCellMar>
+          <w:top w:w="38" w:type="dxa"/>
+          <w:left w:w="16" w:type="dxa"/>
+          <w:bottom w:w="38" w:type="dxa"/>
+          <w:right w:w="16" w:type="dxa"/>
+        </w:tblCellMar>
+        <w:tblLook w:firstColumn="1" w:firstRow="1" w:lastColumn="0" w:lastRow="0" w:noHBand="0" w:noVBand="1" w:val="04A0"/>
+      </w:tblPr>
+      <w:tblGrid>
+        <w:gridCol w:w="1770"/>
+        <w:gridCol w:w="8220"/>
+      </w:tblGrid>
+      <w:tr>
+        <w:trPr>
+          <w:trHeight w:val="780" w:hRule="atLeast"/>
+          <w:cantSplit/>
+        </w:trPr>
+        <w:tc>
+          <w:tcPr>
+            <w:tcW w:type="dxa" w:w="1770"/>
+            <w:tcBorders>
+              <w:top w:val="nil"/>
+              <w:left w:val="nil"/>
+              <w:bottom w:val="nil"/>
+              <w:right w:val="single" w:sz="8" w:space="0" w:color="426380"/>
+            </w:tcBorders>
+          </w:tcPr>
+          <w:p>
+            <w:pPr>
+              <w:spacing w:before="0" w:after="0"/>
+              <w:jc w:val="right"/>
+            </w:pPr>
+            <w:r>
+              <w:rPr>
+                <w:color w:val="A9B0B8"/>
+                <w:sz w:val="18"/>
+              </w:rPr>
+              <w:t>기 간</w:t>
+            </w:r>
+          </w:p>
+        </w:tc>
+        <w:tc>
+          <w:tcPr>
+            <w:tcW w:type="dxa" w:w="8220"/>
+            <w:tcBorders>
+              <w:top w:val="nil"/>
+              <w:left w:val="nil"/>
+              <w:bottom w:val="single" w:sz="4" w:space="0" w:color="C3CDD5"/>
+              <w:right w:val="nil"/>
+            </w:tcBorders>
+          </w:tcPr>
+          <w:p>
+            <w:pPr>
+              <w:spacing w:before="0" w:after="0"/>
+              <w:ind w:left="160"/>
+              <w:jc w:val="left"/>
+            </w:pPr>
+            <w:r>
+              <w:rPr>
+                <w:b/>
+                <w:color w:val="233A4D"/>
+                <w:sz w:val="21"/>
+              </w:rPr>
+              <w:t>학교 / 기관</w:t>
+            </w:r>
+          </w:p>
+          <w:p>
+            <w:pPr>
+              <w:spacing w:before="0" w:after="0"/>
+              <w:ind w:left="160"/>
+              <w:jc w:val="left"/>
+            </w:pPr>
+            <w:r>
+              <w:rPr>
+                <w:color w:val="A9B0B8"/>
+                <w:sz w:val="18"/>
+              </w:rPr>
+              <w:t>내 용</w:t>
+            </w:r>
+          </w:p>
+          <w:p>
+            <w:pPr>
+              <w:spacing w:before="0" w:after="0" w:lineRule="exact" w:line="300"/>
+              <w:ind w:left="160"/>
+              <w:jc w:val="left"/>
+            </w:pPr>
+          </w:p>
+        </w:tc>
+      </w:tr>
+    </w:tbl>
+    <w:tbl>
+      <w:tblPr>
+        <w:tblW w:w="9990" w:type="dxa"/>
+        <w:jc w:val="left"/>
+        <w:tblLayout w:type="fixed"/>
+        <w:tblCellMar>
+          <w:top w:w="38" w:type="dxa"/>
+          <w:left w:w="16" w:type="dxa"/>
+          <w:bottom w:w="38" w:type="dxa"/>
+          <w:right w:w="16" w:type="dxa"/>
+        </w:tblCellMar>
+        <w:tblLook w:firstColumn="1" w:firstRow="1" w:lastColumn="0" w:lastRow="0" w:noHBand="0" w:noVBand="1" w:val="04A0"/>
+      </w:tblPr>
+      <w:tblGrid>
+        <w:gridCol w:w="1770"/>
+        <w:gridCol w:w="8220"/>
+      </w:tblGrid>
+      <w:tr>
+        <w:trPr>
+          <w:trHeight w:val="780" w:hRule="atLeast"/>
+          <w:cantSplit/>
+        </w:trPr>
+        <w:tc>
+          <w:tcPr>
+            <w:tcW w:type="dxa" w:w="1770"/>
+            <w:tcBorders>
+              <w:top w:val="nil"/>
+              <w:left w:val="nil"/>
+              <w:bottom w:val="nil"/>
+              <w:right w:val="single" w:sz="8" w:space="0" w:color="426380"/>
+            </w:tcBorders>
+          </w:tcPr>
+          <w:p>
+            <w:pPr>
+              <w:spacing w:before="0" w:after="0"/>
+              <w:jc w:val="right"/>
+            </w:pPr>
+            <w:r>
+              <w:rPr>
+                <w:color w:val="A9B0B8"/>
+                <w:sz w:val="18"/>
+              </w:rPr>
+              <w:t>기 간</w:t>
+            </w:r>
+          </w:p>
+        </w:tc>
+        <w:tc>
+          <w:tcPr>
+            <w:tcW w:type="dxa" w:w="8220"/>
+            <w:tcBorders>
+              <w:top w:val="nil"/>
+              <w:left w:val="nil"/>
+              <w:bottom w:val="single" w:sz="4" w:space="0" w:color="C3CDD5"/>
+              <w:right w:val="nil"/>
+            </w:tcBorders>
+          </w:tcPr>
+          <w:p>
+            <w:pPr>
+              <w:spacing w:before="0" w:after="0"/>
+              <w:ind w:left="160"/>
+              <w:jc w:val="left"/>
+            </w:pPr>
+            <w:r>
+              <w:rPr>
+                <w:b/>
+                <w:color w:val="233A4D"/>
+                <w:sz w:val="21"/>
+              </w:rPr>
+              <w:t>학교 / 기관</w:t>
+            </w:r>
+          </w:p>
+          <w:p>
+            <w:pPr>
+              <w:spacing w:before="0" w:after="0"/>
+              <w:ind w:left="160"/>
+              <w:jc w:val="left"/>
+            </w:pPr>
+            <w:r>
+              <w:rPr>
+                <w:color w:val="A9B0B8"/>
+                <w:sz w:val="18"/>
+              </w:rPr>
+              <w:t>내 용</w:t>
+            </w:r>
+          </w:p>
+          <w:p>
+            <w:pPr>
+              <w:spacing w:before="0" w:after="0" w:lineRule="exact" w:line="300"/>
+              <w:ind w:left="160"/>
+              <w:jc w:val="left"/>
+            </w:pPr>
+          </w:p>
+        </w:tc>
+      </w:tr>
+    </w:tbl>
+    <w:p>
+      <w:pPr>
+        <w:keepNext/>
+        <w:spacing w:before="320" w:after="100"/>
+        <w:jc w:val="left"/>
+      </w:pPr>
+      <w:r>
+        <w:rPr>
+          <w:rFonts w:ascii="맑은 고딕" w:hAnsi="맑은 고딕" w:eastAsia="맑은 고딕" w:cs="맑은 고딕"/>
+          <w:b/>
+          <w:color w:val="426380"/>
+          <w:spacing w:val="30"/>
+          <w:sz w:val="21"/>
+        </w:rPr>
         <w:t>근무 경력</w:t>
       </w:r>
     </w:p>
@@ -1023,318 +1335,6 @@
       </w:pPr>
     </w:p>
     <w:p>
-      <w:pPr>
-        <w:keepNext/>
-        <w:spacing w:before="320" w:after="100"/>
-        <w:jc w:val="left"/>
-      </w:pPr>
-      <w:r>
-        <w:rPr>
-          <w:rFonts w:ascii="맑은 고딕" w:hAnsi="맑은 고딕" w:eastAsia="맑은 고딕" w:cs="맑은 고딕"/>
-          <w:b/>
-          <w:color w:val="426380"/>
-          <w:spacing w:val="30"/>
-          <w:sz w:val="21"/>
-        </w:rPr>
-        <w:t>학력 · 안전 교육</w:t>
-      </w:r>
-    </w:p>
-    <w:p>
-      <w:pPr>
-        <w:keepNext w:val="0"/>
-        <w:pBdr>
-          <w:bottom w:val="single" w:sz="4" w:space="1" w:color="C3CDD5"/>
-        </w:pBdr>
-        <w:spacing w:before="0" w:after="40" w:lineRule="exact" w:line="30"/>
-        <w:jc w:val="left"/>
-      </w:pPr>
-    </w:p>
-    <w:tbl>
-      <w:tblPr>
-        <w:tblW w:w="9990" w:type="dxa"/>
-        <w:jc w:val="left"/>
-        <w:tblLayout w:type="fixed"/>
-        <w:tblCellMar>
-          <w:top w:w="38" w:type="dxa"/>
-          <w:left w:w="16" w:type="dxa"/>
-          <w:bottom w:w="38" w:type="dxa"/>
-          <w:right w:w="16" w:type="dxa"/>
-        </w:tblCellMar>
-        <w:tblLook w:firstColumn="1" w:firstRow="1" w:lastColumn="0" w:lastRow="0" w:noHBand="0" w:noVBand="1" w:val="04A0"/>
-      </w:tblPr>
-      <w:tblGrid>
-        <w:gridCol w:w="1770"/>
-        <w:gridCol w:w="8220"/>
-      </w:tblGrid>
-      <w:tr>
-        <w:trPr>
-          <w:trHeight w:val="780" w:hRule="atLeast"/>
-          <w:cantSplit/>
-        </w:trPr>
-        <w:tc>
-          <w:tcPr>
-            <w:tcW w:type="dxa" w:w="1770"/>
-            <w:tcBorders>
-              <w:top w:val="nil"/>
-              <w:left w:val="nil"/>
-              <w:bottom w:val="nil"/>
-              <w:right w:val="single" w:sz="8" w:space="0" w:color="426380"/>
-            </w:tcBorders>
-          </w:tcPr>
-          <w:p>
-            <w:pPr>
-              <w:spacing w:before="0" w:after="0"/>
-              <w:jc w:val="right"/>
-            </w:pPr>
-            <w:r>
-              <w:rPr>
-                <w:color w:val="A9B0B8"/>
-                <w:sz w:val="18"/>
-              </w:rPr>
-              <w:t>기 간</w:t>
-            </w:r>
-          </w:p>
-        </w:tc>
-        <w:tc>
-          <w:tcPr>
-            <w:tcW w:type="dxa" w:w="8220"/>
-            <w:tcBorders>
-              <w:top w:val="nil"/>
-              <w:left w:val="nil"/>
-              <w:bottom w:val="single" w:sz="4" w:space="0" w:color="C3CDD5"/>
-              <w:right w:val="nil"/>
-            </w:tcBorders>
-          </w:tcPr>
-          <w:p>
-            <w:pPr>
-              <w:spacing w:before="0" w:after="0"/>
-              <w:ind w:left="160"/>
-              <w:jc w:val="left"/>
-            </w:pPr>
-            <w:r>
-              <w:rPr>
-                <w:b/>
-                <w:color w:val="233A4D"/>
-                <w:sz w:val="21"/>
-              </w:rPr>
-              <w:t>학교 / 기관</w:t>
-            </w:r>
-          </w:p>
-          <w:p>
-            <w:pPr>
-              <w:spacing w:before="0" w:after="0"/>
-              <w:ind w:left="160"/>
-              <w:jc w:val="left"/>
-            </w:pPr>
-            <w:r>
-              <w:rPr>
-                <w:color w:val="A9B0B8"/>
-                <w:sz w:val="18"/>
-              </w:rPr>
-              <w:t>내 용</w:t>
-            </w:r>
-          </w:p>
-          <w:p>
-            <w:pPr>
-              <w:spacing w:before="0" w:after="0" w:lineRule="exact" w:line="300"/>
-              <w:ind w:left="160"/>
-              <w:jc w:val="left"/>
-            </w:pPr>
-          </w:p>
-        </w:tc>
-      </w:tr>
-    </w:tbl>
-    <w:tbl>
-      <w:tblPr>
-        <w:tblW w:w="9990" w:type="dxa"/>
-        <w:jc w:val="left"/>
-        <w:tblLayout w:type="fixed"/>
-        <w:tblCellMar>
-          <w:top w:w="38" w:type="dxa"/>
-          <w:left w:w="16" w:type="dxa"/>
-          <w:bottom w:w="38" w:type="dxa"/>
-          <w:right w:w="16" w:type="dxa"/>
-        </w:tblCellMar>
-        <w:tblLook w:firstColumn="1" w:firstRow="1" w:lastColumn="0" w:lastRow="0" w:noHBand="0" w:noVBand="1" w:val="04A0"/>
-      </w:tblPr>
-      <w:tblGrid>
-        <w:gridCol w:w="1770"/>
-        <w:gridCol w:w="8220"/>
-      </w:tblGrid>
-      <w:tr>
-        <w:trPr>
-          <w:trHeight w:val="780" w:hRule="atLeast"/>
-          <w:cantSplit/>
-        </w:trPr>
-        <w:tc>
-          <w:tcPr>
-            <w:tcW w:type="dxa" w:w="1770"/>
-            <w:tcBorders>
-              <w:top w:val="nil"/>
-              <w:left w:val="nil"/>
-              <w:bottom w:val="nil"/>
-              <w:right w:val="single" w:sz="8" w:space="0" w:color="426380"/>
-            </w:tcBorders>
-          </w:tcPr>
-          <w:p>
-            <w:pPr>
-              <w:spacing w:before="0" w:after="0"/>
-              <w:jc w:val="right"/>
-            </w:pPr>
-            <w:r>
-              <w:rPr>
-                <w:color w:val="A9B0B8"/>
-                <w:sz w:val="18"/>
-              </w:rPr>
-              <w:t>기 간</w:t>
-            </w:r>
-          </w:p>
-        </w:tc>
-        <w:tc>
-          <w:tcPr>
-            <w:tcW w:type="dxa" w:w="8220"/>
-            <w:tcBorders>
-              <w:top w:val="nil"/>
-              <w:left w:val="nil"/>
-              <w:bottom w:val="single" w:sz="4" w:space="0" w:color="C3CDD5"/>
-              <w:right w:val="nil"/>
-            </w:tcBorders>
-          </w:tcPr>
-          <w:p>
-            <w:pPr>
-              <w:spacing w:before="0" w:after="0"/>
-              <w:ind w:left="160"/>
-              <w:jc w:val="left"/>
-            </w:pPr>
-            <w:r>
-              <w:rPr>
-                <w:b/>
-                <w:color w:val="233A4D"/>
-                <w:sz w:val="21"/>
-              </w:rPr>
-              <w:t>학교 / 기관</w:t>
-            </w:r>
-          </w:p>
-          <w:p>
-            <w:pPr>
-              <w:spacing w:before="0" w:after="0"/>
-              <w:ind w:left="160"/>
-              <w:jc w:val="left"/>
-            </w:pPr>
-            <w:r>
-              <w:rPr>
-                <w:color w:val="A9B0B8"/>
-                <w:sz w:val="18"/>
-              </w:rPr>
-              <w:t>내 용</w:t>
-            </w:r>
-          </w:p>
-          <w:p>
-            <w:pPr>
-              <w:spacing w:before="0" w:after="0" w:lineRule="exact" w:line="300"/>
-              <w:ind w:left="160"/>
-              <w:jc w:val="left"/>
-            </w:pPr>
-          </w:p>
-        </w:tc>
-      </w:tr>
-    </w:tbl>
-    <w:tbl>
-      <w:tblPr>
-        <w:tblW w:w="9990" w:type="dxa"/>
-        <w:jc w:val="left"/>
-        <w:tblLayout w:type="fixed"/>
-        <w:tblCellMar>
-          <w:top w:w="38" w:type="dxa"/>
-          <w:left w:w="16" w:type="dxa"/>
-          <w:bottom w:w="38" w:type="dxa"/>
-          <w:right w:w="16" w:type="dxa"/>
-        </w:tblCellMar>
-        <w:tblLook w:firstColumn="1" w:firstRow="1" w:lastColumn="0" w:lastRow="0" w:noHBand="0" w:noVBand="1" w:val="04A0"/>
-      </w:tblPr>
-      <w:tblGrid>
-        <w:gridCol w:w="1770"/>
-        <w:gridCol w:w="8220"/>
-      </w:tblGrid>
-      <w:tr>
-        <w:trPr>
-          <w:trHeight w:val="780" w:hRule="atLeast"/>
-          <w:cantSplit/>
-        </w:trPr>
-        <w:tc>
-          <w:tcPr>
-            <w:tcW w:type="dxa" w:w="1770"/>
-            <w:tcBorders>
-              <w:top w:val="nil"/>
-              <w:left w:val="nil"/>
-              <w:bottom w:val="nil"/>
-              <w:right w:val="single" w:sz="8" w:space="0" w:color="426380"/>
-            </w:tcBorders>
-          </w:tcPr>
-          <w:p>
-            <w:pPr>
-              <w:spacing w:before="0" w:after="0"/>
-              <w:jc w:val="right"/>
-            </w:pPr>
-            <w:r>
-              <w:rPr>
-                <w:color w:val="A9B0B8"/>
-                <w:sz w:val="18"/>
-              </w:rPr>
-              <w:t>기 간</w:t>
-            </w:r>
-          </w:p>
-        </w:tc>
-        <w:tc>
-          <w:tcPr>
-            <w:tcW w:type="dxa" w:w="8220"/>
-            <w:tcBorders>
-              <w:top w:val="nil"/>
-              <w:left w:val="nil"/>
-              <w:bottom w:val="single" w:sz="4" w:space="0" w:color="C3CDD5"/>
-              <w:right w:val="nil"/>
-            </w:tcBorders>
-          </w:tcPr>
-          <w:p>
-            <w:pPr>
-              <w:spacing w:before="0" w:after="0"/>
-              <w:ind w:left="160"/>
-              <w:jc w:val="left"/>
-            </w:pPr>
-            <w:r>
-              <w:rPr>
-                <w:b/>
-                <w:color w:val="233A4D"/>
-                <w:sz w:val="21"/>
-              </w:rPr>
-              <w:t>학교 / 기관</w:t>
-            </w:r>
-          </w:p>
-          <w:p>
-            <w:pPr>
-              <w:spacing w:before="0" w:after="0"/>
-              <w:ind w:left="160"/>
-              <w:jc w:val="left"/>
-            </w:pPr>
-            <w:r>
-              <w:rPr>
-                <w:color w:val="A9B0B8"/>
-                <w:sz w:val="18"/>
-              </w:rPr>
-              <w:t>내 용</w:t>
-            </w:r>
-          </w:p>
-          <w:p>
-            <w:pPr>
-              <w:spacing w:before="0" w:after="0" w:lineRule="exact" w:line="300"/>
-              <w:ind w:left="160"/>
-              <w:jc w:val="left"/>
-            </w:pPr>
-          </w:p>
-        </w:tc>
-      </w:tr>
-    </w:tbl>
-    <w:p>
       <w:r>
         <w:br w:type="page"/>
       </w:r>

--- a/public/fun/forms/이력서_보육·유아교사_3_타임라인형.docx
+++ b/public/fun/forms/이력서_보육·유아교사_3_타임라인형.docx
@@ -1597,7 +1597,7 @@
                 <w:color w:val="426380"/>
                 <w:sz w:val="19"/>
               </w:rPr>
-              <w:t>2022.03~현재 · ○○어린이집 만 3세 반(원아 15명) · 월간 숲놀이 활동, 부모 면담 연 2회</w:t>
+              <w:t>기간 입력 · ○○어린이집 ○○반(원아 15명) · 월간 숲놀이 활동, 부모 면담 연 2회</w:t>
             </w:r>
           </w:p>
         </w:tc>
